--- a/analise-ed/copy/VSL_SodaFil_07_Tese_E.docx
+++ b/analise-ed/copy/VSL_SodaFil_07_Tese_E.docx
@@ -117,7 +117,7 @@
         <w:t xml:space="preserve"> </w:t>
       </w:r>
       <w:r>
-        <w:t xml:space="preserve">3135 caracteres falados em EN (SH 15: 2.600 em PT).</w:t>
+        <w:t xml:space="preserve">2972 caracteres falados em EN (SH 15: 2.600 em PT).</w:t>
       </w:r>
       <w:r>
         <w:t xml:space="preserve"> </w:t>
@@ -169,7 +169,7 @@
         <w:pStyle w:val="BodyText"/>
       </w:pPr>
       <w:r>
-        <w:t xml:space="preserve">To dissolve the cement and never let it dry again, your body has to do four things. Not three. Not five. Four. In the exact order. Pull one out, or change the order, and the cement’s back in three months. But when all four work together, in the right amounts, they do what human medicine swore for 30 years was impossible: soften a hardened sponge and bring it back to life. Each one of those four is an ingredient. Let me show you one by one, starting with the one you’ve already seen. The powder in the foreman’s barn. The one that keeps a Longhorn mounting at 18.</w:t>
+        <w:t xml:space="preserve">To dissolve the cement and never let it dry again, your body has to do four things. Not three. Not five. Four. In the exact order. Pull one out, or change the order, and the cement’s back in three months. Together, in the right amounts, they do what medicine swore for 30 years was impossible: bring a hardened sponge back to life. Each one is an ingredient. Let me show you one by one, starting with the one you’ve already seen. The powder in the foreman’s barn. The one that keeps a Longhorn mounting at 18.</w:t>
       </w:r>
     </w:p>
     <w:p>
@@ -177,7 +177,7 @@
         <w:pStyle w:val="BodyText"/>
       </w:pPr>
       <w:r>
-        <w:t xml:space="preserve">It’s sodium bicarbonate. Baking soda. I know exactly what you’re thinking. I’ve got that in my kitchen. It’s what makes the cake rise. And that sentence right there is where 99 percent of men get it wrong, and it’s exactly why this secret is still a secret. Because baking soda by itself does nothing. A spoon in a glass of water, and all you do is burp.</w:t>
+        <w:t xml:space="preserve">It’s sodium bicarbonate. Baking soda. I know exactly what you’re thinking. I’ve got that in my kitchen. It’s what makes the cake rise. And that sentence is where 99 percent of men get it wrong, and it’s why this secret is still a secret. Because baking soda by itself does nothing. A spoon in a glass of water, and all you do is burp.</w:t>
       </w:r>
     </w:p>
     <w:p>
@@ -213,7 +213,7 @@
         <w:t xml:space="preserve"> </w:t>
       </w:r>
       <w:r>
-        <w:t xml:space="preserve">And here’s why. It’s the reason the horse trick never worked on you. Look at this. A bull has four stomachs. The powder drops into the rumen and stays there, circulating, coating the wall, for hours. A horse has one stomach. Acid. The powder hits it, foams, and comes right back up. That’s your burp. Now look at the man. One stomach. Same as the horse. Wrong animal. That’s why the rancher never gives it straight. He fixes it in the trough, the right way, the right dose. And that’s where everything changes. Because fixed exactly that way, bicarbonate gets past your stomach and does something no drug in the world does. Remember the cement? Toxic plaque is a hard, acidic deposit lodged in your sponge. And bicarbonate, in the right form, is the only thing that breaks it. It loosens that deposit off the sponge in pieces small enough to leave in your urine. You saw it happen at the start of this video. Look at the tray again.</w:t>
+        <w:t xml:space="preserve">And here’s why. It’s the reason the horse trick never worked on you. A bull has four stomachs. The powder drops into the rumen and stays there, circulating, coating the wall, for hours. A horse has one stomach. Acid. The powder hits it, foams, and comes right back up. That’s your burp. Now look at the man. One stomach. Same as the horse. Wrong animal. That’s why the rancher never gives it straight. He fixes it in the trough. And that’s where everything changes. Because fixed exactly that way, bicarbonate gets past your stomach and does something no drug in the world does. Remember the cement? Toxic plaque is a hard, acidic deposit lodged in your sponge. And bicarbonate, in the right form, is the only thing that breaks it. It loosens it off the sponge in pieces small enough to leave in your urine. You saw it happen at the start of this video. Look at the tray again.</w:t>
       </w:r>
     </w:p>
     <w:p>
@@ -221,7 +221,7 @@
         <w:pStyle w:val="BodyText"/>
       </w:pPr>
       <w:r>
-        <w:t xml:space="preserve">Because that’s exactly what starts happening inside you in the first week, and you’ll have the proof in your own hand. The first few days, your urine comes out darker. It’s not a disease. It’s the plaque leaving. You are literally going to piss out the cement that locked up your dick for 30 years. And the dose has to be exact. The bull gets nine kilos in 900 kilos of feed. To get the bull’s dose the bull’s way, you’d have to eat what he eats. Too little, and your stomach acid kills it before it gets there. Too much, and it’s just burps and bloating. So it’s either that, or one gummy.</w:t>
+        <w:t xml:space="preserve">Because that’s what starts happening inside you in the first week, and you’ll have the proof in your own hand. The first few days, your urine comes out darker. It’s not a disease. It’s the plaque leaving. You are literally going to piss out the cement that locked up your dick for 30 years. And the dose has to be exact. The bull gets nine kilos in 900 kilos of feed. To get the bull’s dose the bull’s way, you’d have to eat what he eats. Too little, and your stomach acid kills it before it gets there. Too much, and it’s just burps and bloating. So it’s either that, or one gummy.</w:t>
       </w:r>
     </w:p>
     <w:p>
@@ -229,7 +229,7 @@
         <w:pStyle w:val="BodyText"/>
       </w:pPr>
       <w:r>
-        <w:t xml:space="preserve">And as the plaque leaves, blood floods back into a place that spent years dry. Your dick gets heavier in your hand, warmer, and when it fills, it fills all the way to the head, veins standing out, hard as a rock, the way it hasn’t been since your twenties. And there’s a bonus the ranchers know well. That same powder is what keeps the bull going through the mount. In a man, it’s the difference between cumming and going soft in ten minutes, or staying hard round after round. But dissolving the cement is only the first step. On its own, it still doesn’t give you your size back. For that, the second thing has to come right behind it.</w:t>
+        <w:t xml:space="preserve">And as the plaque leaves, blood floods back into a place that spent years dry. Your dick gets heavier in your hand, warmer, and when it fills, it fills all the way to the head, veins standing out, hard as a rock, the way it hasn’t been since your twenties. And there’s a bonus. That same powder is what keeps the bull going through the mount. In a man, it’s the difference between cumming and going soft in ten minutes, or staying hard round after round. But dissolving the cement is only the first step. On its own, it still doesn’t give you your size back. For that, the second thing has to come right behind it.</w:t>
       </w:r>
     </w:p>
     <w:p>
@@ -266,7 +266,7 @@
         <w:pStyle w:val="BodyText"/>
       </w:pPr>
       <w:r>
-        <w:t xml:space="preserve">Pra dissolver o cimento e nunca mais deixar ele secar, o seu corpo precisa fazer quatro coisas. Não três. Não cinco. Quatro. Na ordem exata. Tira uma, ou muda a ordem, e o cimento está de volta em três meses. Mas quando as quatro trabalham juntas, nas proporções certas, elas fazem o que a medicina humana jurou por 30 anos ser impossível: amolecer uma esponja endurecida e trazer ela de volta à vida. Cada uma dessas quatro é um ingrediente. Deixa eu te mostrar uma por uma, começando pela que você já viu. O pó do galpão do capataz. O que mantém um Longhorn montando aos 18.</w:t>
+        <w:t xml:space="preserve">Pra dissolver o cimento e nunca mais deixar ele secar, o seu corpo precisa fazer quatro coisas. Não três. Não cinco. Quatro. Na ordem exata. Tira uma, ou muda a ordem, e o cimento está de volta em três meses. Juntas, nas proporções certas, elas fazem o que a medicina jurou por 30 anos ser impossível: trazer uma esponja endurecida de volta à vida. Cada uma é um ingrediente. Deixa eu te mostrar uma por uma, começando pela que você já viu. O pó do galpão do capataz. O que mantém um Longhorn montando aos 18.</w:t>
       </w:r>
     </w:p>
     <w:p>
@@ -274,7 +274,7 @@
         <w:pStyle w:val="BodyText"/>
       </w:pPr>
       <w:r>
-        <w:t xml:space="preserve">É bicarbonato de sódio. Eu sei exatamente o que você está pensando. Eu tenho isso na minha cozinha. É o que faz o bolo crescer. E é exatamente nessa frase que 99% dos homens erram, e é justamente por isso que esse segredo continua sendo segredo. Porque bicarbonato puro não faz nada. Uma colher num copo de água, e tudo que você faz é arrotar.</w:t>
+        <w:t xml:space="preserve">É bicarbonato de sódio. Eu sei exatamente o que você está pensando. Eu tenho isso na minha cozinha. É o que faz o bolo crescer. E é nessa frase que 99% dos homens erram, e é por isso que esse segredo continua sendo segredo. Porque bicarbonato puro não faz nada. Uma colher num copo de água, e tudo que você faz é arrotar.</w:t>
       </w:r>
     </w:p>
     <w:p>
@@ -310,7 +310,7 @@
         <w:t xml:space="preserve"> </w:t>
       </w:r>
       <w:r>
-        <w:t xml:space="preserve">E aqui está o motivo. É a razão de o truque do cavalo nunca ter funcionado em você. Olha isso. O boi tem quatro estômagos. O pó cai no rúmen e fica ali, circulando, cobrindo a parede, por horas. O cavalo tem um estômago só. Ácido. O pó bate nele, espuma, e volta direto pra cima. Esse é o seu arroto. Agora olha o homem. Um estômago. Igual ao do cavalo. Animal errado. Por isso o rancheiro nunca dá puro. Ele prepara no cocho, do jeito certo, na dose certa. E é aí que tudo muda. Porque preparado desse jeito exato, o bicarbonato passa do seu estômago e faz uma coisa que nenhum remédio do mundo faz. Lembra do cimento? A placa tóxica é um depósito duro e ácido alojado na sua esponja. E o bicarbonato, na forma certa, é a única coisa que quebra isso. Ele solta esse depósito da esponja em pedaços pequenos o bastante pra sair na sua urina. Você viu isso acontecer no começo deste vídeo. Olha a bandeja de novo.</w:t>
+        <w:t xml:space="preserve">E aqui está o motivo. É a razão de o truque do cavalo nunca ter funcionado em você. O boi tem quatro estômagos. O pó cai no rúmen e fica ali, circulando, cobrindo a parede, por horas. O cavalo tem um estômago só. Ácido. O pó bate nele, espuma, e volta direto pra cima. Esse é o seu arroto. Agora olha o homem. Um estômago. Igual ao do cavalo. Animal errado. Por isso o rancheiro nunca dá puro. Ele prepara no cocho. E é aí que tudo muda. Porque preparado desse jeito exato, o bicarbonato passa do seu estômago e faz uma coisa que nenhum remédio do mundo faz. Lembra do cimento? A placa tóxica é um depósito duro e ácido alojado na sua esponja. E o bicarbonato, na forma certa, é a única coisa que quebra isso. Ele solta isso da esponja em pedaços pequenos o bastante pra sair na sua urina. Você viu isso acontecer no começo deste vídeo. Olha a bandeja de novo.</w:t>
       </w:r>
     </w:p>
     <w:p>
@@ -318,7 +318,7 @@
         <w:pStyle w:val="BodyText"/>
       </w:pPr>
       <w:r>
-        <w:t xml:space="preserve">Porque é exatamente isso que começa a acontecer dentro de você na primeira semana, e você vai ter a prova na sua própria mão. Nos primeiros dias, a sua urina sai mais escura. Não é doença. É a placa saindo. Você vai literalmente mijar pra fora o cimento que travou o seu pau por 30 anos. E a dose tem que ser exata. O touro recebe nove quilos em 900 quilos de ração. Pra ter a dose do touro do jeito do touro, você teria que comer o que ele come. De menos, o ácido do seu estômago mata antes de chegar. De mais, é só arroto e barriga. Então ou é isso, ou uma goma.</w:t>
+        <w:t xml:space="preserve">Porque é isso que começa a acontecer dentro de você na primeira semana, e você vai ter a prova na sua própria mão. Nos primeiros dias, a sua urina sai mais escura. Não é doença. É a placa saindo. Você vai literalmente mijar pra fora o cimento que travou o seu pau por 30 anos. E a dose tem que ser exata. O touro recebe nove quilos em 900 quilos de ração. Pra ter a dose do touro do jeito do touro, você teria que comer o que ele come. De menos, o ácido do seu estômago mata antes de chegar. De mais, é só arroto e barriga. Então ou é isso, ou uma goma.</w:t>
       </w:r>
     </w:p>
     <w:p>
@@ -326,7 +326,7 @@
         <w:pStyle w:val="BodyText"/>
       </w:pPr>
       <w:r>
-        <w:t xml:space="preserve">E conforme a placa sai, o sangue inunda de volta um lugar que passou anos seco. O seu pau fica mais pesado na mão, mais quente, e quando enche, enche até a cabeça, com as veias saltando, duro feito pedra, como não ficava desde os seus vinte anos. E tem um bônus que os rancheiros conhecem bem. Esse mesmo pó é o que segura o touro durante a monta. Num homem, é a diferença entre gozar e amolecer em dez minutos, ou continuar duro rodada após rodada. Mas dissolver o cimento é só o primeiro passo. Sozinho, ele ainda não te devolve o tamanho. Pra isso, a segunda coisa tem que vir logo atrás.</w:t>
+        <w:t xml:space="preserve">E conforme a placa sai, o sangue inunda de volta um lugar que passou anos seco. O seu pau fica mais pesado na mão, mais quente, e quando enche, enche até a cabeça, com as veias saltando, duro feito pedra, como não ficava desde os seus vinte anos. E tem um bônus. Esse mesmo pó é o que segura o touro durante a monta. Num homem, é a diferença entre gozar e amolecer em dez minutos, ou continuar duro rodada após rodada. Mas dissolver o cimento é só o primeiro passo. Sozinho, ele ainda não te devolve o tamanho. Pra isso, a segunda coisa tem que vir logo atrás.</w:t>
       </w:r>
     </w:p>
     <w:p>
@@ -1616,7 +1616,7 @@
         <w:t xml:space="preserve"> </w:t>
       </w:r>
       <w:r>
-        <w:t xml:space="preserve">3135 caracteres falados em EN; a Soda Horse 15 tem 2.600 em português (o inglês corre ~10% mais curto no mesmo tempo de fala).</w:t>
+        <w:t xml:space="preserve">2972 caracteres falados em EN; a Soda Horse 15 tem 2.600 em português (o inglês corre ~10% mais curto no mesmo tempo de fala).</w:t>
       </w:r>
     </w:p>
     <w:bookmarkEnd w:id="22"/>
